--- a/private/submission-packages/the-fiction-adaptation/tier-1/exports/05-sam-farkas/The-Fiction-Adaptation_Query_sam-farkas.docx
+++ b/private/submission-packages/the-fiction-adaptation/tier-1/exports/05-sam-farkas/The-Fiction-Adaptation_Query_sam-farkas.docx
@@ -20,7 +20,7 @@
         <w:spacing w:after="120" w:line="240" w:lineRule="auto"/>
       </w:pPr>
       <w:r>
-        <w:t>I am seeking representation for The Fiction Adaptation, a literary novel of approximately 100,644 words.</w:t>
+        <w:t>I am seeking representation for The Fiction Adaptation, a literary novel of approximately 100,000 words.</w:t>
       </w:r>
     </w:p>
     <w:p>
